--- a/os/uaf_metadata_pattern_analysis.docx
+++ b/os/uaf_metadata_pattern_analysis.docx
@@ -42,7 +42,7 @@
           <w:sz w:val="20"/>
           <w:szCs w:val="20"/>
         </w:rPr>
-        <w:t xml:space="preserve">Prepared 10 September 2026  |  Code analysed at pull request head d9de9705</w:t>
+        <w:t xml:space="preserve">Revised 10 September 2026  |  Pull request head d9de9705, with addendum on commit e3ed3e42</w:t>
       </w:r>
     </w:p>
     <w:p>
@@ -88,6 +88,20 @@
           <w:szCs w:val="22"/>
         </w:rPr>
         <w:t xml:space="preserve">The purpose is to establish what is actually being asked for, whether the concern is valid, whether the proposed mechanism can work in this allocator, and what concrete change would satisfy the concern at acceptable cost.</w:t>
+      </w:r>
+    </w:p>
+    <w:p>
+      <w:pPr>
+        <w:spacing w:after="140"/>
+        <w:jc w:val="left"/>
+      </w:pPr>
+      <w:r>
+        <w:rPr>
+          <w:rFonts w:ascii="Calibri" w:cs="Calibri" w:eastAsia="Calibri" w:hAnsi="Calibri"/>
+          <w:sz w:val="22"/>
+          <w:szCs w:val="22"/>
+        </w:rPr>
+        <w:t xml:space="preserve">Sections 2 to 10 were written against pull request head d9de9705. Section 11 is an addendum covering commit e3ed3e42, published afterwards, in which the author implements a form of the suggestion. A reader interested only in the state of the implementation should read sections 3, 8 and 11.</w:t>
       </w:r>
     </w:p>
     <w:p>
@@ -1572,7 +1586,36 @@
           <w:sz w:val="22"/>
           <w:szCs w:val="22"/>
         </w:rPr>
-        <w:t xml:space="preserve">A quarantined chunk is in no list at all. Its flink and blink fields are unused, and nothing in the allocator writes to them for the entire time the chunk is held. Its metadata is completely stable.</w:t>
+        <w:t xml:space="preserve">A quarantined chunk is in no list at all. Its flink and blink fields are unused, and nothing in the allocator writes to them for the entire time the chunk is held. That region, which is the one the reviewer is concerned with, is therefore stable.</w:t>
+      </w:r>
+    </w:p>
+    <w:p>
+      <w:pPr>
+        <w:spacing w:after="140"/>
+      </w:pPr>
+      <w:r>
+        <w:rPr>
+          <w:rFonts w:ascii="Calibri" w:cs="Calibri" w:eastAsia="Calibri" w:hAnsi="Calibri"/>
+          <w:b/>
+          <w:bCs/>
+          <w:i w:val="false"/>
+          <w:iCs w:val="false"/>
+          <w:sz w:val="22"/>
+          <w:szCs w:val="22"/>
+        </w:rPr>
+        <w:t xml:space="preserve">This stability claim applies to flink and blink only, and must not be extended to the whole node. </w:t>
+      </w:r>
+      <w:r>
+        <w:rPr>
+          <w:rFonts w:ascii="Calibri" w:cs="Calibri" w:eastAsia="Calibri" w:hAnsi="Calibri"/>
+          <w:b w:val="false"/>
+          <w:bCs w:val="false"/>
+          <w:i w:val="false"/>
+          <w:iCs w:val="false"/>
+          <w:sz w:val="22"/>
+          <w:szCs w:val="22"/>
+        </w:rPr>
+        <w:t xml:space="preserve">The preceding field of a held chunk is rewritten by ordinary activity on the chunk physically before it: every merge, split and shrink updates the following node’s preceding while deliberately preserving MM_ALLOC_BIT, which is exactly the marker of a held chunk. Section 11 shows what happens when that distinction is overlooked. The size field is stable, since nothing resizes an allocated chunk in place once realloc rejects quarantined pointers.</w:t>
       </w:r>
     </w:p>
     <w:p>
@@ -2581,6 +2624,359 @@
     </w:p>
     <w:p>
       <w:pPr>
+        <w:pStyle w:val="Heading1"/>
+        <w:spacing w:after="160" w:before="360"/>
+      </w:pPr>
+      <w:r>
+        <w:t xml:space="preserve">11. Addendum: commit e3ed3e42, "Using freenode metadata as poison pattern"</w:t>
+      </w:r>
+    </w:p>
+    <w:p>
+      <w:pPr>
+        <w:spacing w:after="140"/>
+        <w:jc w:val="left"/>
+      </w:pPr>
+      <w:r>
+        <w:rPr>
+          <w:rFonts w:ascii="Calibri" w:cs="Calibri" w:eastAsia="Calibri" w:hAnsi="Calibri"/>
+          <w:sz w:val="22"/>
+          <w:szCs w:val="22"/>
+        </w:rPr>
+        <w:t xml:space="preserve">After the analysis above was written, the pull request author published commit e3ed3e42 on top of d9de9705, implementing a form of the reviewer’s suggestion. It touches os/mm/mm_heap/mm_quarantine.c only, adding 107 lines and removing 46.</w:t>
+      </w:r>
+    </w:p>
+    <w:p>
+      <w:pPr>
+        <w:pStyle w:val="Heading2"/>
+        <w:spacing w:after="120" w:before="260"/>
+      </w:pPr>
+      <w:r>
+        <w:t xml:space="preserve">11.1  What it does</w:t>
+      </w:r>
+    </w:p>
+    <w:p>
+      <w:pPr>
+        <w:spacing w:after="140"/>
+        <w:jc w:val="left"/>
+      </w:pPr>
+      <w:r>
+        <w:rPr>
+          <w:rFonts w:ascii="Calibri" w:cs="Calibri" w:eastAsia="Calibri" w:hAnsi="Calibri"/>
+          <w:sz w:val="22"/>
+          <w:szCs w:val="22"/>
+        </w:rPr>
+        <w:t xml:space="preserve">quarantine_area() is replaced by quarantine_poison_chunk() and quarantine_verify_chunk(), both gated on a new CONFIG_DEBUG_MM_UAF_METADATA_POISON. Instead of filling the data area with the constant pattern, the poison function writes the eight byte pair of preceding and size repeatedly across the area, tail filled with the standard pattern. The verify function compares the first stored pair against the node’s current fields, and now runs before MM_ALLOC_BIT is cleared so that the stored copy matches. The window offset is unchanged at MM_UAF_ALIGN_UP(SIZEOF_MM_FREENODE).</w:t>
+      </w:r>
+    </w:p>
+    <w:p>
+      <w:pPr>
+        <w:pStyle w:val="Heading2"/>
+        <w:spacing w:after="120" w:before="260"/>
+      </w:pPr>
+      <w:r>
+        <w:t xml:space="preserve">11.2  It does not address the concern raised</w:t>
+      </w:r>
+    </w:p>
+    <w:p>
+      <w:pPr>
+        <w:spacing w:after="140"/>
+        <w:jc w:val="left"/>
+      </w:pPr>
+      <w:r>
+        <w:rPr>
+          <w:rFonts w:ascii="Calibri" w:cs="Calibri" w:eastAsia="Calibri" w:hAnsi="Calibri"/>
+          <w:sz w:val="22"/>
+          <w:szCs w:val="22"/>
+        </w:rPr>
+        <w:t xml:space="preserve">The reviewer asked for coverage of the mm_freenode_s metadata region, that is flink, blink and the free debug info between SIZEOF_MM_ALLOCNODE and SIZEOF_MM_FREENODE. The offset is unchanged, so that region remains entirely unprotected. What the commit adds is copies of two allocation header fields, which lie at offset zero and were never in the poison window, written into the payload. The gap identified in section 3 is still open.</w:t>
+      </w:r>
+    </w:p>
+    <w:p>
+      <w:pPr>
+        <w:pStyle w:val="Heading2"/>
+        <w:spacing w:after="120" w:before="260"/>
+      </w:pPr>
+      <w:r>
+        <w:t xml:space="preserve">11.3  Defects identified</w:t>
+      </w:r>
+    </w:p>
+    <w:p>
+      <w:pPr>
+        <w:pStyle w:val="ListParagraph"/>
+        <w:numPr>
+          <w:ilvl w:val="0"/>
+          <w:numId w:val="2"/>
+        </w:numPr>
+        <w:spacing w:after="90"/>
+      </w:pPr>
+      <w:r>
+        <w:rPr>
+          <w:rFonts w:ascii="Calibri" w:cs="Calibri" w:eastAsia="Calibri" w:hAnsi="Calibri"/>
+          <w:b/>
+          <w:bCs/>
+          <w:i w:val="false"/>
+          <w:iCs w:val="false"/>
+          <w:sz w:val="22"/>
+          <w:szCs w:val="22"/>
+        </w:rPr>
+        <w:t xml:space="preserve">No Kconfig entry. </w:t>
+      </w:r>
+      <w:r>
+        <w:rPr>
+          <w:rFonts w:ascii="Calibri" w:cs="Calibri" w:eastAsia="Calibri" w:hAnsi="Calibri"/>
+          <w:b w:val="false"/>
+          <w:bCs w:val="false"/>
+          <w:i w:val="false"/>
+          <w:iCs w:val="false"/>
+          <w:sz w:val="22"/>
+          <w:szCs w:val="22"/>
+        </w:rPr>
+        <w:t xml:space="preserve">CONFIG_DEBUG_MM_UAF_METADATA_POISON appears in no file other than mm_quarantine.c itself. There is no config block in os/Kconfig.debug, so the feature cannot be enabled by any normal build and is dead code as committed.</w:t>
+      </w:r>
+    </w:p>
+    <w:p>
+      <w:pPr>
+        <w:pStyle w:val="ListParagraph"/>
+        <w:numPr>
+          <w:ilvl w:val="0"/>
+          <w:numId w:val="2"/>
+        </w:numPr>
+        <w:spacing w:after="90"/>
+      </w:pPr>
+      <w:r>
+        <w:rPr>
+          <w:rFonts w:ascii="Calibri" w:cs="Calibri" w:eastAsia="Calibri" w:hAnsi="Calibri"/>
+          <w:b/>
+          <w:bCs/>
+          <w:i w:val="false"/>
+          <w:iCs w:val="false"/>
+          <w:sz w:val="22"/>
+          <w:szCs w:val="22"/>
+        </w:rPr>
+        <w:t xml:space="preserve">Five unused variable warnings in the reachable configuration. </w:t>
+      </w:r>
+      <w:r>
+        <w:rPr>
+          <w:rFonts w:ascii="Calibri" w:cs="Calibri" w:eastAsia="Calibri" w:hAnsi="Calibri"/>
+          <w:b w:val="false"/>
+          <w:bCs w:val="false"/>
+          <w:i w:val="false"/>
+          <w:iCs w:val="false"/>
+          <w:sz w:val="22"/>
+          <w:szCs w:val="22"/>
+        </w:rPr>
+        <w:t xml:space="preserve">With the option off, minimal_size and i in the poison function and minimal_size, copy and corrupted in the verify function are declared outside the #ifdef while every use is inside it. Under -Werror this is a build failure. Confirmed by compiling the file.</w:t>
+      </w:r>
+    </w:p>
+    <w:p>
+      <w:pPr>
+        <w:pStyle w:val="ListParagraph"/>
+        <w:numPr>
+          <w:ilvl w:val="0"/>
+          <w:numId w:val="2"/>
+        </w:numPr>
+        <w:spacing w:after="90"/>
+      </w:pPr>
+      <w:r>
+        <w:rPr>
+          <w:rFonts w:ascii="Calibri" w:cs="Calibri" w:eastAsia="Calibri" w:hAnsi="Calibri"/>
+          <w:b/>
+          <w:bCs/>
+          <w:i w:val="false"/>
+          <w:iCs w:val="false"/>
+          <w:sz w:val="22"/>
+          <w:szCs w:val="22"/>
+        </w:rPr>
+        <w:t xml:space="preserve">string.h is not included. </w:t>
+      </w:r>
+      <w:r>
+        <w:rPr>
+          <w:rFonts w:ascii="Calibri" w:cs="Calibri" w:eastAsia="Calibri" w:hAnsi="Calibri"/>
+          <w:b w:val="false"/>
+          <w:bCs w:val="false"/>
+          <w:i w:val="false"/>
+          <w:iCs w:val="false"/>
+          <w:sz w:val="22"/>
+          <w:szCs w:val="22"/>
+        </w:rPr>
+        <w:t xml:space="preserve">memcpy and memcmp are used, but the file includes only config.h, stdint.h, stdbool.h, assert.h, debug.h and mm.h. With the option on this produces implicit declaration and builtin declaration mismatch warnings. Confirmed by compiling the file.</w:t>
+      </w:r>
+    </w:p>
+    <w:p>
+      <w:pPr>
+        <w:pStyle w:val="ListParagraph"/>
+        <w:numPr>
+          <w:ilvl w:val="0"/>
+          <w:numId w:val="2"/>
+        </w:numPr>
+        <w:spacing w:after="90"/>
+      </w:pPr>
+      <w:r>
+        <w:rPr>
+          <w:rFonts w:ascii="Calibri" w:cs="Calibri" w:eastAsia="Calibri" w:hAnsi="Calibri"/>
+          <w:b/>
+          <w:bCs/>
+          <w:i w:val="false"/>
+          <w:iCs w:val="false"/>
+          <w:sz w:val="22"/>
+          <w:szCs w:val="22"/>
+        </w:rPr>
+        <w:t xml:space="preserve">The preceding comparison will report false positives. </w:t>
+      </w:r>
+      <w:r>
+        <w:rPr>
+          <w:rFonts w:ascii="Calibri" w:cs="Calibri" w:eastAsia="Calibri" w:hAnsi="Calibri"/>
+          <w:b w:val="false"/>
+          <w:bCs w:val="false"/>
+          <w:i w:val="false"/>
+          <w:iCs w:val="false"/>
+          <w:sz w:val="22"/>
+          <w:szCs w:val="22"/>
+        </w:rPr>
+        <w:t xml:space="preserve">A held chunk’s preceding field is legitimately rewritten whenever the chunk physically before it is freed and coalesced, split by malloc, or shrunk by realloc or memalign. Nine such assignments exist across mm_free.c, mm_malloc.c, mm_memalign.c, mm_realloc.c and mm_shrinkchunk.c, and each one preserves MM_ALLOC_BIT, so each one applies to quarantined chunks. The stored copy then no longer matches and the release reports metadata corruption against innocent code.</w:t>
+      </w:r>
+    </w:p>
+    <w:p>
+      <w:pPr>
+        <w:pStyle w:val="ListParagraph"/>
+        <w:numPr>
+          <w:ilvl w:val="0"/>
+          <w:numId w:val="2"/>
+        </w:numPr>
+        <w:spacing w:after="90"/>
+      </w:pPr>
+      <w:r>
+        <w:rPr>
+          <w:rFonts w:ascii="Calibri" w:cs="Calibri" w:eastAsia="Calibri" w:hAnsi="Calibri"/>
+          <w:b/>
+          <w:bCs/>
+          <w:i w:val="false"/>
+          <w:iCs w:val="false"/>
+          <w:sz w:val="22"/>
+          <w:szCs w:val="22"/>
+        </w:rPr>
+        <w:t xml:space="preserve">Detection coverage collapses from roughly 992 bytes to eight. </w:t>
+      </w:r>
+      <w:r>
+        <w:rPr>
+          <w:rFonts w:ascii="Calibri" w:cs="Calibri" w:eastAsia="Calibri" w:hAnsi="Calibri"/>
+          <w:b w:val="false"/>
+          <w:bCs w:val="false"/>
+          <w:i w:val="false"/>
+          <w:iCs w:val="false"/>
+          <w:sz w:val="22"/>
+          <w:szCs w:val="22"/>
+        </w:rPr>
+        <w:t xml:space="preserve">The poison loop writes the pair across the whole data area, but the verify function examines only the first pair and then returns. With the option enabled, a use after free write anywhere beyond the first eight bytes is not detected at all, and the hex dump and the re-poison path are both bypassed.</w:t>
+      </w:r>
+    </w:p>
+    <w:p>
+      <w:pPr>
+        <w:pStyle w:val="ListParagraph"/>
+        <w:numPr>
+          <w:ilvl w:val="0"/>
+          <w:numId w:val="2"/>
+        </w:numPr>
+        <w:spacing w:after="90"/>
+      </w:pPr>
+      <w:r>
+        <w:rPr>
+          <w:rFonts w:ascii="Calibri" w:cs="Calibri" w:eastAsia="Calibri" w:hAnsi="Calibri"/>
+          <w:b/>
+          <w:bCs/>
+          <w:i w:val="false"/>
+          <w:iCs w:val="false"/>
+          <w:sz w:val="22"/>
+          <w:szCs w:val="22"/>
+        </w:rPr>
+        <w:t xml:space="preserve">The small chunk reject is reverted. </w:t>
+      </w:r>
+      <w:r>
+        <w:rPr>
+          <w:rFonts w:ascii="Calibri" w:cs="Calibri" w:eastAsia="Calibri" w:hAnsi="Calibri"/>
+          <w:b w:val="false"/>
+          <w:bCs w:val="false"/>
+          <w:i w:val="false"/>
+          <w:iCs w:val="false"/>
+          <w:sz w:val="22"/>
+          <w:szCs w:val="22"/>
+        </w:rPr>
+        <w:t xml:space="preserve">quarantine_poison_chunk() returns void and merely returns early when the area is empty; mm_quarantine_add() then stores the chunk in the ring regardless. Chunks of thirty two bytes and smaller are held again with no detection value, occupying a slot and evicting chunks which were being checked.</w:t>
+      </w:r>
+    </w:p>
+    <w:p>
+      <w:pPr>
+        <w:pStyle w:val="ListParagraph"/>
+        <w:numPr>
+          <w:ilvl w:val="0"/>
+          <w:numId w:val="2"/>
+        </w:numPr>
+        <w:spacing w:after="90"/>
+      </w:pPr>
+      <w:r>
+        <w:rPr>
+          <w:rFonts w:ascii="Calibri" w:cs="Calibri" w:eastAsia="Calibri" w:hAnsi="Calibri"/>
+          <w:b/>
+          <w:bCs/>
+          <w:i w:val="false"/>
+          <w:iCs w:val="false"/>
+          <w:sz w:val="22"/>
+          <w:szCs w:val="22"/>
+        </w:rPr>
+        <w:t xml:space="preserve">Smaller points. </w:t>
+      </w:r>
+      <w:r>
+        <w:rPr>
+          <w:rFonts w:ascii="Calibri" w:cs="Calibri" w:eastAsia="Calibri" w:hAnsi="Calibri"/>
+          <w:b w:val="false"/>
+          <w:bCs w:val="false"/>
+          <w:i w:val="false"/>
+          <w:iCs w:val="false"/>
+          <w:sz w:val="22"/>
+          <w:szCs w:val="22"/>
+        </w:rPr>
+        <w:t xml:space="preserve">Moving verification ahead of the MM_ALLOC_BIT clear means the fallback path now prints a node labelled "FREE NODE" whose type field reads A; the removed comment had explained why the clear came first. Reporting uses heap_dbg for an error line where the rest of the detector uses mfdbg, with a different message and no region dump. The "Found" print casts to uint32_t while using sizeof(node-&gt;preceding) for the offset, which disagree on a 64-bit build.</w:t>
+      </w:r>
+    </w:p>
+    <w:p>
+      <w:pPr>
+        <w:pStyle w:val="Heading2"/>
+        <w:spacing w:after="120" w:before="260"/>
+      </w:pPr>
+      <w:r>
+        <w:t xml:space="preserve">11.4  Effect on the recommendations</w:t>
+      </w:r>
+    </w:p>
+    <w:p>
+      <w:pPr>
+        <w:spacing w:after="140"/>
+        <w:jc w:val="left"/>
+      </w:pPr>
+      <w:r>
+        <w:rPr>
+          <w:rFonts w:ascii="Calibri" w:cs="Calibri" w:eastAsia="Calibri" w:hAnsi="Calibri"/>
+          <w:sz w:val="22"/>
+          <w:szCs w:val="22"/>
+        </w:rPr>
+        <w:t xml:space="preserve">None of the recommendations in section 8 change. Section 8.1 remains the correct approach: move the window for held chunks rather than change what is written into it. The constant pattern needs no comparison against mutable state and therefore cannot go stale, and it covers the region the reviewer actually named.</w:t>
+      </w:r>
+    </w:p>
+    <w:p>
+      <w:pPr>
+        <w:spacing w:after="140"/>
+        <w:jc w:val="left"/>
+      </w:pPr>
+      <w:r>
+        <w:rPr>
+          <w:rFonts w:ascii="Calibri" w:cs="Calibri" w:eastAsia="Calibri" w:hAnsi="Calibri"/>
+          <w:sz w:val="22"/>
+          <w:szCs w:val="22"/>
+        </w:rPr>
+        <w:t xml:space="preserve">If a metadata copy is nonetheless wanted, it must exclude preceding and include only size, everything that was poisoned must be verified rather than only the first pair, and the Kconfig entry, the include, the declaration placement and the empty area reject all need correcting first.</w:t>
+      </w:r>
+    </w:p>
+    <w:p>
+      <w:pPr>
         <w:pBdr>
           <w:bottom w:val="single" w:color="D0D3D6" w:sz="6" w:space="1"/>
         </w:pBdr>
@@ -2597,7 +2993,7 @@
           <w:sz w:val="18"/>
           <w:szCs w:val="18"/>
         </w:rPr>
-        <w:t xml:space="preserve">Analysis based on pull request head d9de9705, comprising commits 562e4cb4 and d9de9705 on base 1770e126. Code references verified against that revision. Where a comment could not be retrieved verbatim it is identified as such in section 1.</w:t>
+        <w:t xml:space="preserve">Analysis based on pull request head d9de9705, comprising commits 562e4cb4 and d9de9705 on base 1770e126, with the addendum in section 11 covering commit e3ed3e42 on top of that head. Code references verified against those revisions; the compilation results in section 11.3 were reproduced locally. Where a comment could not be retrieved verbatim it is identified as such in section 1.</w:t>
       </w:r>
     </w:p>
     <w:sectPr>
